--- a/docs/modeles-dao/AE-T.docx
+++ b/docs/modeles-dao/AE-T.docx
@@ -798,7 +798,7 @@
           <w:b w:val="off"/>
           <w:sz w:val="22"/>
         </w:rPr>
-        <w:t>Après avoir pris connaissance du Dossier d'Appel d'Offres N° {{B02-OB-03}} du &lt;date&gt; et, en particulier, des documents composant le Cahier des Prescriptions Spéciales :</w:t>
+        <w:t>Après avoir pris connaissance du Dossier d'Appel d'Offres N° {{B02-OB-03}} du {{DERIVE.date-dao}} et, en particulier, des documents composant le Cahier des Prescriptions Spéciales :</w:t>
       </w:r>
     </w:p>
     <w:p>
@@ -1552,7 +1552,7 @@
           <w:b w:val="off"/>
           <w:sz w:val="22"/>
         </w:rPr>
-        <w:t>Après avoir pris connaissance du Dossier d'Appel d'Offres N° {{B02-OB-03}} du &lt;date&gt; et, en particulier, des documents composant le Cahier des Prescriptions Spéciales :</w:t>
+        <w:t>Après avoir pris connaissance du Dossier d'Appel d'Offres N° {{B02-OB-03}} du {{DERIVE.date-dao}} et, en particulier, des documents composant le Cahier des Prescriptions Spéciales :</w:t>
       </w:r>
     </w:p>
     <w:p>
@@ -1747,7 +1747,7 @@
           <w:b w:val="off"/>
           <w:sz w:val="22"/>
         </w:rPr>
-        <w:t>Les conditions d'établissement des prix sont celles existant le quinzième jour précédant la date limite fixée pour la remise des offres, soit le…………</w:t>
+        <w:t>Les conditions d'établissement des prix sont celles existant le quinzième jour précédant la date limite fixée pour la remise des offres, soit le {{DERIVE.date-prix}}</w:t>
       </w:r>
     </w:p>
     <w:p>

--- a/docs/modeles-dao/AE-T.docx
+++ b/docs/modeles-dao/AE-T.docx
@@ -1890,7 +1890,7 @@
           <w:b w:val="off"/>
           <w:sz w:val="22"/>
         </w:rPr>
-        <w:t>Les Travaux, objet du présent marché, seront rémunérés, par application des prix unitaires qui résultent du bordereau des prix unitaires et du détail quantitatif et estimatif figurant en Annexe &lt;N° de l'Annexe&gt; au présent Acte d'Engagement, aux quantités réellement exécutées prises en attachement contradictoire.</w:t>
+        <w:t>Les Travaux, objet du présent marché, seront rémunérés, par application des prix unitaires qui résultent du bordereau des prix unitaires et du détail quantitatif et estimatif figurant en Annexe n° 1 au présent Acte d'Engagement, aux quantités réellement exécutées prises en attachement contradictoire.</w:t>
       </w:r>
     </w:p>
     <w:p>
@@ -1981,7 +1981,7 @@
           <w:b w:val="off"/>
           <w:sz w:val="22"/>
         </w:rPr>
-        <w:t>Les Travaux, objet du présent marché, seront rémunérées par application du prix forfaitaire résultant du détail quantitatif et estimatif figurant en Annexe &lt;N° de l’Annexe&gt; selon le découpage en centième par corps d’état des travaux terminés, prévu à l’article…. du CCAP</w:t>
+        <w:t>Les Travaux, objet du présent marché, seront rémunérées par application du prix forfaitaire résultant du détail quantitatif et estimatif figurant en Annexe n° 1 selon le découpage en centième par corps d’état des travaux terminés, prévu à l’article 16 du CCAP</w:t>
       </w:r>
     </w:p>
     <w:p>
@@ -2358,7 +2358,7 @@
           <w:b w:val="off"/>
           <w:sz w:val="22"/>
         </w:rPr>
-        <w:t>Les Travaux, objet du présent marché, seront rémunérés, par application du prix forfaitaire résultant du détail quantitatif et estimatif selon le découpage en centième par corps d’état des travaux terminés, prévu à l’article…. du CCAP</w:t>
+        <w:t>Les Travaux, objet du présent marché, seront rémunérés, par application du prix forfaitaire résultant du détail quantitatif et estimatif selon le découpage en centième par corps d’état des travaux terminés, prévu à l’article 16 du CCAP</w:t>
       </w:r>
     </w:p>
     <w:p>
